--- a/2022/Revision Batch/V2022.1.000/LMCV/2022-LMCV-MCH-29-SupplyDuctSurfaceAreaBuriedDucts.docx
+++ b/2022/Revision Batch/V2022.1.000/LMCV/2022-LMCV-MCH-29-SupplyDuctSurfaceAreaBuriedDucts.docx
@@ -2347,25 +2347,7 @@
                 <w:sz w:val="18"/>
                 <w:szCs w:val="18"/>
               </w:rPr>
-              <w:t>(</w:t>
-            </w:r>
-            <w:proofErr w:type="gramStart"/>
-            <w:r>
-              <w:rPr>
-                <w:rFonts w:asciiTheme="minorHAnsi" w:hAnsiTheme="minorHAnsi"/>
-                <w:sz w:val="18"/>
-                <w:szCs w:val="18"/>
-              </w:rPr>
-              <w:t>i.e.</w:t>
-            </w:r>
-            <w:proofErr w:type="gramEnd"/>
-            <w:r>
-              <w:rPr>
-                <w:rFonts w:asciiTheme="minorHAnsi" w:hAnsiTheme="minorHAnsi"/>
-                <w:sz w:val="18"/>
-                <w:szCs w:val="18"/>
-              </w:rPr>
-              <w:t xml:space="preserve"> </w:t>
+              <w:t xml:space="preserve">(i.e. </w:t>
             </w:r>
             <w:r>
               <w:rPr>
@@ -3276,25 +3258,7 @@
                 <w:sz w:val="18"/>
                 <w:szCs w:val="18"/>
               </w:rPr>
-              <w:t>ceiling insulation depth, type (</w:t>
-            </w:r>
-            <w:proofErr w:type="gramStart"/>
-            <w:r>
-              <w:rPr>
-                <w:rFonts w:asciiTheme="minorHAnsi" w:hAnsiTheme="minorHAnsi"/>
-                <w:sz w:val="18"/>
-                <w:szCs w:val="18"/>
-              </w:rPr>
-              <w:t>i.e.</w:t>
-            </w:r>
-            <w:proofErr w:type="gramEnd"/>
-            <w:r>
-              <w:rPr>
-                <w:rFonts w:asciiTheme="minorHAnsi" w:hAnsiTheme="minorHAnsi"/>
-                <w:sz w:val="18"/>
-                <w:szCs w:val="18"/>
-              </w:rPr>
-              <w:t xml:space="preserve"> fiberglass or cellulose), and R-value, </w:t>
+              <w:t xml:space="preserve">ceiling insulation depth, type (i.e. fiberglass or cellulose), and R-value, </w:t>
             </w:r>
             <w:r>
               <w:rPr>
@@ -3634,25 +3598,7 @@
                 <w:sz w:val="18"/>
                 <w:szCs w:val="18"/>
               </w:rPr>
-              <w:t>(</w:t>
-            </w:r>
-            <w:proofErr w:type="gramStart"/>
-            <w:r>
-              <w:rPr>
-                <w:rFonts w:asciiTheme="minorHAnsi" w:hAnsiTheme="minorHAnsi"/>
-                <w:sz w:val="18"/>
-                <w:szCs w:val="18"/>
-              </w:rPr>
-              <w:t>i.e.</w:t>
-            </w:r>
-            <w:proofErr w:type="gramEnd"/>
-            <w:r>
-              <w:rPr>
-                <w:rFonts w:asciiTheme="minorHAnsi" w:hAnsiTheme="minorHAnsi"/>
-                <w:sz w:val="18"/>
-                <w:szCs w:val="18"/>
-              </w:rPr>
-              <w:t xml:space="preserve"> </w:t>
+              <w:t xml:space="preserve">(i.e. </w:t>
             </w:r>
             <w:r>
               <w:rPr>
@@ -3874,25 +3820,7 @@
                 <w:sz w:val="18"/>
                 <w:szCs w:val="18"/>
               </w:rPr>
-              <w:t xml:space="preserve">ment systems shall have walls at least 7 inches wider than the duct outer diameter, extend at least 3.5 inches above the </w:t>
-            </w:r>
-            <w:proofErr w:type="spellStart"/>
-            <w:r>
-              <w:rPr>
-                <w:rFonts w:asciiTheme="minorHAnsi" w:hAnsiTheme="minorHAnsi"/>
-                <w:sz w:val="18"/>
-                <w:szCs w:val="18"/>
-              </w:rPr>
-              <w:t>duct</w:t>
-            </w:r>
-            <w:proofErr w:type="spellEnd"/>
-            <w:r>
-              <w:rPr>
-                <w:rFonts w:asciiTheme="minorHAnsi" w:hAnsiTheme="minorHAnsi"/>
-                <w:sz w:val="18"/>
-                <w:szCs w:val="18"/>
-              </w:rPr>
-              <w:t xml:space="preserve"> jacket, be filled completely with blown insulation, and have the duct centered between the containment walls.</w:t>
+              <w:t>ment systems shall have walls at least 7 inches wider than the duct outer diameter, extend at least 3.5 inches above the duct jacket, be filled completely with blown insulation, and have the duct centered between the containment walls.</w:t>
             </w:r>
           </w:p>
         </w:tc>
@@ -5056,27 +4984,7 @@
                 <w:sz w:val="18"/>
                 <w:szCs w:val="18"/>
               </w:rPr>
-              <w:t xml:space="preserve">All applicable sections of this document shall indicate compliance with the specified verification protocol requirements </w:t>
-            </w:r>
-            <w:proofErr w:type="gramStart"/>
-            <w:r>
-              <w:rPr>
-                <w:rFonts w:asciiTheme="minorHAnsi" w:hAnsiTheme="minorHAnsi"/>
-                <w:bCs/>
-                <w:sz w:val="18"/>
-                <w:szCs w:val="18"/>
-              </w:rPr>
-              <w:t>in order for</w:t>
-            </w:r>
-            <w:proofErr w:type="gramEnd"/>
-            <w:r>
-              <w:rPr>
-                <w:rFonts w:asciiTheme="minorHAnsi" w:hAnsiTheme="minorHAnsi"/>
-                <w:bCs/>
-                <w:sz w:val="18"/>
-                <w:szCs w:val="18"/>
-              </w:rPr>
-              <w:t xml:space="preserve"> this Certificate of Verification as a whole to be determined to be in compliance.</w:t>
+              <w:t>All applicable sections of this document shall indicate compliance with the specified verification protocol requirements in order for this Certificate of Verification as a whole to be determined to be in compliance.</w:t>
             </w:r>
           </w:p>
         </w:tc>
@@ -5794,21 +5702,7 @@
               <w:rPr>
                 <w:rFonts w:asciiTheme="minorHAnsi" w:hAnsiTheme="minorHAnsi" w:cstheme="minorHAnsi"/>
               </w:rPr>
-              <w:t xml:space="preserve">I understand that a registered copy of this Certificate of Verification shall be </w:t>
-            </w:r>
-            <w:proofErr w:type="gramStart"/>
-            <w:r>
-              <w:rPr>
-                <w:rFonts w:asciiTheme="minorHAnsi" w:hAnsiTheme="minorHAnsi" w:cstheme="minorHAnsi"/>
-              </w:rPr>
-              <w:t>posted, or</w:t>
-            </w:r>
-            <w:proofErr w:type="gramEnd"/>
-            <w:r>
-              <w:rPr>
-                <w:rFonts w:asciiTheme="minorHAnsi" w:hAnsiTheme="minorHAnsi" w:cstheme="minorHAnsi"/>
-              </w:rPr>
-              <w:t xml:space="preserve"> made available with the building permit(s) issued for the building, and made available to the enforcement agency for all applicable inspections, and I will take the necessary steps to ensure this requirement is accomplished. </w:t>
+              <w:t xml:space="preserve">I understand that a registered copy of this Certificate of Verification shall be posted, or made available with the building permit(s) issued for the building, and made available to the enforcement agency for all applicable inspections, and I will take the necessary steps to ensure this requirement is accomplished. </w:t>
             </w:r>
           </w:p>
           <w:p>
@@ -7535,21 +7429,7 @@
         <w:rPr>
           <w:rFonts w:asciiTheme="minorHAnsi" w:hAnsiTheme="minorHAnsi"/>
         </w:rPr>
-        <w:t xml:space="preserve"> If one or more applicable requirements are not met “Fail” will appear in the row above. When this </w:t>
-      </w:r>
-      <w:proofErr w:type="gramStart"/>
-      <w:r>
-        <w:rPr>
-          <w:rFonts w:asciiTheme="minorHAnsi" w:hAnsiTheme="minorHAnsi"/>
-        </w:rPr>
-        <w:t>occurs</w:t>
-      </w:r>
-      <w:proofErr w:type="gramEnd"/>
-      <w:r>
-        <w:rPr>
-          <w:rFonts w:asciiTheme="minorHAnsi" w:hAnsiTheme="minorHAnsi"/>
-        </w:rPr>
-        <w:t xml:space="preserve"> the rater is required to enter detailed notes here that describe what failed and why. </w:t>
+        <w:t xml:space="preserve"> If one or more applicable requirements are not met “Fail” will appear in the row above. When this occurs the rater is required to enter detailed notes here that describe what failed and why. </w:t>
       </w:r>
     </w:p>
     <w:p>
@@ -7726,17 +7606,8 @@
           <w:rFonts w:asciiTheme="minorHAnsi" w:hAnsiTheme="minorHAnsi"/>
           <w:i/>
         </w:rPr>
-        <w:t xml:space="preserve">Buried Ducts Compliance </w:t>
+        <w:t>Buried Ducts Compliance Credit</w:t>
       </w:r>
-      <w:proofErr w:type="gramStart"/>
-      <w:r>
-        <w:rPr>
-          <w:rFonts w:asciiTheme="minorHAnsi" w:hAnsiTheme="minorHAnsi"/>
-          <w:i/>
-        </w:rPr>
-        <w:t>Credit</w:t>
-      </w:r>
-      <w:proofErr w:type="gramEnd"/>
       <w:r>
         <w:rPr>
           <w:rFonts w:asciiTheme="minorHAnsi" w:hAnsiTheme="minorHAnsi"/>
@@ -7777,21 +7648,7 @@
         <w:rPr>
           <w:rFonts w:asciiTheme="minorHAnsi" w:hAnsiTheme="minorHAnsi"/>
         </w:rPr>
-        <w:t xml:space="preserve">  If one or more applicable requirements are not met “Fail” will appear in the row above.  When this </w:t>
-      </w:r>
-      <w:proofErr w:type="gramStart"/>
-      <w:r>
-        <w:rPr>
-          <w:rFonts w:asciiTheme="minorHAnsi" w:hAnsiTheme="minorHAnsi"/>
-        </w:rPr>
-        <w:t>occurs</w:t>
-      </w:r>
-      <w:proofErr w:type="gramEnd"/>
-      <w:r>
-        <w:rPr>
-          <w:rFonts w:asciiTheme="minorHAnsi" w:hAnsiTheme="minorHAnsi"/>
-        </w:rPr>
-        <w:t xml:space="preserve"> the rater is required to enter detailed notes here that describe what failed and why. </w:t>
+        <w:t xml:space="preserve">  If one or more applicable requirements are not met “Fail” will appear in the row above.  When this occurs the rater is required to enter detailed notes here that describe what failed and why. </w:t>
       </w:r>
     </w:p>
     <w:p>
@@ -7998,17 +7855,8 @@
           <w:rFonts w:asciiTheme="minorHAnsi" w:hAnsiTheme="minorHAnsi"/>
           <w:i/>
         </w:rPr>
-        <w:t xml:space="preserve">Deeply Buried Ducts Compliance </w:t>
+        <w:t>Deeply Buried Ducts Compliance Credit</w:t>
       </w:r>
-      <w:proofErr w:type="gramStart"/>
-      <w:r>
-        <w:rPr>
-          <w:rFonts w:asciiTheme="minorHAnsi" w:hAnsiTheme="minorHAnsi"/>
-          <w:i/>
-        </w:rPr>
-        <w:t>Credit</w:t>
-      </w:r>
-      <w:proofErr w:type="gramEnd"/>
       <w:r>
         <w:rPr>
           <w:rFonts w:asciiTheme="minorHAnsi" w:hAnsiTheme="minorHAnsi"/>
@@ -8050,21 +7898,7 @@
         <w:rPr>
           <w:rFonts w:asciiTheme="minorHAnsi" w:hAnsiTheme="minorHAnsi"/>
         </w:rPr>
-        <w:t xml:space="preserve"> If one or more applicable requirements are not met “Fail” will appear in the row above. When this </w:t>
-      </w:r>
-      <w:proofErr w:type="gramStart"/>
-      <w:r>
-        <w:rPr>
-          <w:rFonts w:asciiTheme="minorHAnsi" w:hAnsiTheme="minorHAnsi"/>
-        </w:rPr>
-        <w:t>occurs</w:t>
-      </w:r>
-      <w:proofErr w:type="gramEnd"/>
-      <w:r>
-        <w:rPr>
-          <w:rFonts w:asciiTheme="minorHAnsi" w:hAnsiTheme="minorHAnsi"/>
-        </w:rPr>
-        <w:t xml:space="preserve"> the rater is required to enter detailed notes here that describe what failed and why. </w:t>
+        <w:t xml:space="preserve"> If one or more applicable requirements are not met “Fail” will appear in the row above. When this occurs the rater is required to enter detailed notes here that describe what failed and why. </w:t>
       </w:r>
     </w:p>
     <w:p>
@@ -8135,47 +7969,35 @@
           <w:b/>
           <w:bCs/>
           <w:iCs/>
-          <w:sz w:val="18"/>
-          <w:szCs w:val="18"/>
         </w:rPr>
       </w:pPr>
       <w:r>
         <w:rPr>
           <w:rFonts w:asciiTheme="minorHAnsi" w:hAnsiTheme="minorHAnsi"/>
-          <w:sz w:val="18"/>
-          <w:szCs w:val="18"/>
         </w:rPr>
         <w:t xml:space="preserve">This table </w:t>
       </w:r>
       <w:r>
         <w:rPr>
           <w:rFonts w:asciiTheme="minorHAnsi" w:hAnsiTheme="minorHAnsi"/>
-          <w:sz w:val="18"/>
-          <w:szCs w:val="18"/>
         </w:rPr>
         <w:t xml:space="preserve">list </w:t>
       </w:r>
       <w:r>
         <w:rPr>
           <w:rFonts w:asciiTheme="minorHAnsi" w:hAnsiTheme="minorHAnsi"/>
-          <w:sz w:val="18"/>
-          <w:szCs w:val="18"/>
         </w:rPr>
         <w:t>is</w:t>
       </w:r>
       <w:r>
         <w:rPr>
           <w:rFonts w:asciiTheme="minorHAnsi" w:hAnsiTheme="minorHAnsi"/>
-          <w:sz w:val="18"/>
-          <w:szCs w:val="18"/>
         </w:rPr>
         <w:t xml:space="preserve"> </w:t>
       </w:r>
       <w:r>
         <w:rPr>
           <w:rFonts w:asciiTheme="minorHAnsi" w:hAnsiTheme="minorHAnsi"/>
-          <w:sz w:val="18"/>
-          <w:szCs w:val="18"/>
         </w:rPr>
         <w:t>calculated field: table copied from LMCC-PRF-01</w:t>
       </w:r>
@@ -8193,27 +8015,29 @@
       <w:r>
         <w:rPr>
           <w:rFonts w:asciiTheme="minorHAnsi" w:eastAsia="Calibri" w:hAnsiTheme="minorHAnsi" w:cstheme="minorHAnsi"/>
-          <w:sz w:val="18"/>
-          <w:szCs w:val="18"/>
         </w:rPr>
         <w:t xml:space="preserve">Reference information from </w:t>
       </w:r>
       <w:r>
         <w:rPr>
           <w:rFonts w:asciiTheme="minorHAnsi" w:eastAsia="Calibri" w:hAnsiTheme="minorHAnsi" w:cstheme="minorHAnsi"/>
-          <w:sz w:val="18"/>
-          <w:szCs w:val="18"/>
         </w:rPr>
         <w:t>LMCC-PRF-01</w:t>
       </w:r>
-      <w:r>
-        <w:rPr>
-          <w:rFonts w:asciiTheme="minorHAnsi" w:eastAsia="Calibri" w:hAnsiTheme="minorHAnsi" w:cstheme="minorHAnsi"/>
-          <w:sz w:val="18"/>
-          <w:szCs w:val="18"/>
-        </w:rPr>
-        <w:t>.</w:t>
-      </w:r>
+      <w:ins w:id="4" w:author="Author">
+        <w:r>
+          <w:rPr>
+            <w:rFonts w:asciiTheme="minorHAnsi" w:eastAsia="Calibri" w:hAnsiTheme="minorHAnsi" w:cstheme="minorHAnsi"/>
+          </w:rPr>
+          <w:t xml:space="preserve">, </w:t>
+        </w:r>
+        <w:r>
+          <w:rPr>
+            <w:rFonts w:ascii="Calibri" w:hAnsi="Calibri"/>
+          </w:rPr>
+          <w:t>which must be completed prior to this document.</w:t>
+        </w:r>
+      </w:ins>
     </w:p>
     <w:p>
       <w:pPr>
@@ -8230,8 +8054,30 @@
         <w:rPr>
           <w:rFonts w:asciiTheme="minorHAnsi" w:hAnsiTheme="minorHAnsi"/>
         </w:rPr>
-        <w:t>Reference information from LMCC-PRF-01.</w:t>
+        <w:t>Reference information from LMCC-PRF-01</w:t>
       </w:r>
+      <w:ins w:id="5" w:author="Author">
+        <w:r>
+          <w:rPr>
+            <w:rFonts w:asciiTheme="minorHAnsi" w:eastAsia="Calibri" w:hAnsiTheme="minorHAnsi" w:cstheme="minorHAnsi"/>
+          </w:rPr>
+          <w:t xml:space="preserve">, </w:t>
+        </w:r>
+        <w:r>
+          <w:rPr>
+            <w:rFonts w:ascii="Calibri" w:hAnsi="Calibri"/>
+          </w:rPr>
+          <w:t>which must be completed prior to this document.</w:t>
+        </w:r>
+      </w:ins>
+      <w:del w:id="6" w:author="Author">
+        <w:r>
+          <w:rPr>
+            <w:rFonts w:asciiTheme="minorHAnsi" w:hAnsiTheme="minorHAnsi"/>
+          </w:rPr>
+          <w:delText>.</w:delText>
+        </w:r>
+      </w:del>
     </w:p>
     <w:p>
       <w:pPr>
@@ -8248,8 +8094,30 @@
         <w:rPr>
           <w:rFonts w:asciiTheme="minorHAnsi" w:hAnsiTheme="minorHAnsi"/>
         </w:rPr>
-        <w:t>Reference information from LMCC-PRF-01.</w:t>
+        <w:t>Reference information from LMCC-PRF-01</w:t>
       </w:r>
+      <w:ins w:id="7" w:author="Author">
+        <w:r>
+          <w:rPr>
+            <w:rFonts w:asciiTheme="minorHAnsi" w:eastAsia="Calibri" w:hAnsiTheme="minorHAnsi" w:cstheme="minorHAnsi"/>
+          </w:rPr>
+          <w:t xml:space="preserve">, </w:t>
+        </w:r>
+        <w:r>
+          <w:rPr>
+            <w:rFonts w:ascii="Calibri" w:hAnsi="Calibri"/>
+          </w:rPr>
+          <w:t>which must be completed prior to this document.</w:t>
+        </w:r>
+      </w:ins>
+      <w:del w:id="8" w:author="Author">
+        <w:r>
+          <w:rPr>
+            <w:rFonts w:asciiTheme="minorHAnsi" w:hAnsiTheme="minorHAnsi"/>
+          </w:rPr>
+          <w:delText>.</w:delText>
+        </w:r>
+      </w:del>
     </w:p>
     <w:p>
       <w:pPr>
@@ -8266,8 +8134,30 @@
         <w:rPr>
           <w:rFonts w:asciiTheme="minorHAnsi" w:hAnsiTheme="minorHAnsi"/>
         </w:rPr>
-        <w:t>Reference information from LMCC-PRF-01.</w:t>
+        <w:t>Reference information from LMCC-PRF-01</w:t>
       </w:r>
+      <w:ins w:id="9" w:author="Author">
+        <w:r>
+          <w:rPr>
+            <w:rFonts w:asciiTheme="minorHAnsi" w:eastAsia="Calibri" w:hAnsiTheme="minorHAnsi" w:cstheme="minorHAnsi"/>
+          </w:rPr>
+          <w:t xml:space="preserve">, </w:t>
+        </w:r>
+        <w:r>
+          <w:rPr>
+            <w:rFonts w:ascii="Calibri" w:hAnsi="Calibri"/>
+          </w:rPr>
+          <w:t>which must be completed prior to this document.</w:t>
+        </w:r>
+      </w:ins>
+      <w:del w:id="10" w:author="Author">
+        <w:r>
+          <w:rPr>
+            <w:rFonts w:asciiTheme="minorHAnsi" w:hAnsiTheme="minorHAnsi"/>
+          </w:rPr>
+          <w:delText>.</w:delText>
+        </w:r>
+      </w:del>
     </w:p>
     <w:p>
       <w:pPr>
@@ -8284,8 +8174,30 @@
         <w:rPr>
           <w:rFonts w:asciiTheme="minorHAnsi" w:hAnsiTheme="minorHAnsi"/>
         </w:rPr>
-        <w:t>Reference information from LMCC-PRF-01.</w:t>
+        <w:t>Reference information from LMCC-PRF-01</w:t>
       </w:r>
+      <w:ins w:id="11" w:author="Author">
+        <w:r>
+          <w:rPr>
+            <w:rFonts w:asciiTheme="minorHAnsi" w:eastAsia="Calibri" w:hAnsiTheme="minorHAnsi" w:cstheme="minorHAnsi"/>
+          </w:rPr>
+          <w:t xml:space="preserve">, </w:t>
+        </w:r>
+        <w:r>
+          <w:rPr>
+            <w:rFonts w:ascii="Calibri" w:hAnsi="Calibri"/>
+          </w:rPr>
+          <w:t>which must be completed prior to this document.</w:t>
+        </w:r>
+      </w:ins>
+      <w:del w:id="12" w:author="Author">
+        <w:r>
+          <w:rPr>
+            <w:rFonts w:asciiTheme="minorHAnsi" w:hAnsiTheme="minorHAnsi"/>
+          </w:rPr>
+          <w:delText>.</w:delText>
+        </w:r>
+      </w:del>
     </w:p>
     <w:p>
       <w:pPr>
@@ -8302,8 +8214,30 @@
         <w:rPr>
           <w:rFonts w:asciiTheme="minorHAnsi" w:hAnsiTheme="minorHAnsi"/>
         </w:rPr>
-        <w:t>Reference information from LMCC-PRF-01.</w:t>
+        <w:t>Reference information from LMCC-PRF-01</w:t>
       </w:r>
+      <w:ins w:id="13" w:author="Author">
+        <w:r>
+          <w:rPr>
+            <w:rFonts w:asciiTheme="minorHAnsi" w:eastAsia="Calibri" w:hAnsiTheme="minorHAnsi" w:cstheme="minorHAnsi"/>
+          </w:rPr>
+          <w:t xml:space="preserve">, </w:t>
+        </w:r>
+        <w:r>
+          <w:rPr>
+            <w:rFonts w:ascii="Calibri" w:hAnsi="Calibri"/>
+          </w:rPr>
+          <w:t>which must be completed prior to this document.</w:t>
+        </w:r>
+      </w:ins>
+      <w:del w:id="14" w:author="Author">
+        <w:r>
+          <w:rPr>
+            <w:rFonts w:asciiTheme="minorHAnsi" w:hAnsiTheme="minorHAnsi"/>
+          </w:rPr>
+          <w:delText>.</w:delText>
+        </w:r>
+      </w:del>
     </w:p>
     <w:p>
       <w:pPr>
@@ -8320,8 +8254,30 @@
         <w:rPr>
           <w:rFonts w:asciiTheme="minorHAnsi" w:hAnsiTheme="minorHAnsi"/>
         </w:rPr>
-        <w:t>Reference information from LMCC-PRF-01.</w:t>
+        <w:t>Reference information from LMCC-PRF-01</w:t>
       </w:r>
+      <w:ins w:id="15" w:author="Author">
+        <w:r>
+          <w:rPr>
+            <w:rFonts w:asciiTheme="minorHAnsi" w:eastAsia="Calibri" w:hAnsiTheme="minorHAnsi" w:cstheme="minorHAnsi"/>
+          </w:rPr>
+          <w:t xml:space="preserve">, </w:t>
+        </w:r>
+        <w:r>
+          <w:rPr>
+            <w:rFonts w:ascii="Calibri" w:hAnsi="Calibri"/>
+          </w:rPr>
+          <w:t>which must be completed prior to this document.</w:t>
+        </w:r>
+      </w:ins>
+      <w:del w:id="16" w:author="Author">
+        <w:r>
+          <w:rPr>
+            <w:rFonts w:asciiTheme="minorHAnsi" w:hAnsiTheme="minorHAnsi"/>
+          </w:rPr>
+          <w:delText>.</w:delText>
+        </w:r>
+      </w:del>
     </w:p>
     <w:p>
       <w:pPr>
@@ -8338,8 +8294,30 @@
         <w:rPr>
           <w:rFonts w:asciiTheme="minorHAnsi" w:hAnsiTheme="minorHAnsi"/>
         </w:rPr>
-        <w:t>Reference information from LMCC-PRF-01.</w:t>
+        <w:t>Reference information from LMCC-PRF-01</w:t>
       </w:r>
+      <w:ins w:id="17" w:author="Author">
+        <w:r>
+          <w:rPr>
+            <w:rFonts w:asciiTheme="minorHAnsi" w:eastAsia="Calibri" w:hAnsiTheme="minorHAnsi" w:cstheme="minorHAnsi"/>
+          </w:rPr>
+          <w:t xml:space="preserve">, </w:t>
+        </w:r>
+        <w:r>
+          <w:rPr>
+            <w:rFonts w:ascii="Calibri" w:hAnsi="Calibri"/>
+          </w:rPr>
+          <w:t>which must be completed prior to this document.</w:t>
+        </w:r>
+      </w:ins>
+      <w:del w:id="18" w:author="Author">
+        <w:r>
+          <w:rPr>
+            <w:rFonts w:asciiTheme="minorHAnsi" w:hAnsiTheme="minorHAnsi"/>
+          </w:rPr>
+          <w:delText>.</w:delText>
+        </w:r>
+      </w:del>
     </w:p>
     <w:p>
       <w:pPr>
@@ -8356,8 +8334,30 @@
         <w:rPr>
           <w:rFonts w:asciiTheme="minorHAnsi" w:hAnsiTheme="minorHAnsi"/>
         </w:rPr>
-        <w:t>Reference information from LMCC-PRF-01.</w:t>
+        <w:t>Reference information from LMCC-PRF-01</w:t>
       </w:r>
+      <w:ins w:id="19" w:author="Author">
+        <w:r>
+          <w:rPr>
+            <w:rFonts w:asciiTheme="minorHAnsi" w:eastAsia="Calibri" w:hAnsiTheme="minorHAnsi" w:cstheme="minorHAnsi"/>
+          </w:rPr>
+          <w:t xml:space="preserve">, </w:t>
+        </w:r>
+        <w:r>
+          <w:rPr>
+            <w:rFonts w:ascii="Calibri" w:hAnsi="Calibri"/>
+          </w:rPr>
+          <w:t>which must be completed prior to this document.</w:t>
+        </w:r>
+      </w:ins>
+      <w:del w:id="20" w:author="Author">
+        <w:r>
+          <w:rPr>
+            <w:rFonts w:asciiTheme="minorHAnsi" w:hAnsiTheme="minorHAnsi"/>
+          </w:rPr>
+          <w:delText>.</w:delText>
+        </w:r>
+      </w:del>
     </w:p>
     <w:p>
       <w:pPr>
@@ -8953,25 +8953,7 @@
                 <w:sz w:val="18"/>
                 <w:szCs w:val="18"/>
               </w:rPr>
-              <w:t xml:space="preserve"> flags: Duct Surface Area Reduction And R-Value Compliance Credit = </w:t>
-            </w:r>
-            <w:proofErr w:type="gramStart"/>
-            <w:r>
-              <w:rPr>
-                <w:rFonts w:asciiTheme="minorHAnsi" w:hAnsiTheme="minorHAnsi"/>
-                <w:sz w:val="18"/>
-                <w:szCs w:val="18"/>
-              </w:rPr>
-              <w:t>true ,</w:t>
-            </w:r>
-            <w:proofErr w:type="gramEnd"/>
-            <w:r>
-              <w:rPr>
-                <w:rFonts w:asciiTheme="minorHAnsi" w:hAnsiTheme="minorHAnsi"/>
-                <w:sz w:val="18"/>
-                <w:szCs w:val="18"/>
-              </w:rPr>
-              <w:t xml:space="preserve"> then display message directing use of RA3.1.4.1.4 and display Table B below;  else display message "N/A" or some equivalent message&gt;&gt;</w:t>
+              <w:t xml:space="preserve"> flags: Duct Surface Area Reduction And R-Value Compliance Credit = true , then display message directing use of RA3.1.4.1.4 and display Table B below;  else display message "N/A" or some equivalent message&gt;&gt;</w:t>
             </w:r>
           </w:p>
         </w:tc>
@@ -9121,25 +9103,7 @@
                 <w:sz w:val="18"/>
                 <w:szCs w:val="18"/>
               </w:rPr>
-              <w:t xml:space="preserve"> flags: Buried Ducts Compliance Credit = </w:t>
-            </w:r>
-            <w:proofErr w:type="gramStart"/>
-            <w:r>
-              <w:rPr>
-                <w:rFonts w:asciiTheme="minorHAnsi" w:hAnsiTheme="minorHAnsi"/>
-                <w:sz w:val="18"/>
-                <w:szCs w:val="18"/>
-              </w:rPr>
-              <w:t>true ,</w:t>
-            </w:r>
-            <w:proofErr w:type="gramEnd"/>
-            <w:r>
-              <w:rPr>
-                <w:rFonts w:asciiTheme="minorHAnsi" w:hAnsiTheme="minorHAnsi"/>
-                <w:sz w:val="18"/>
-                <w:szCs w:val="18"/>
-              </w:rPr>
-              <w:t xml:space="preserve"> then display message directing use of RA3.1.4.1.5 and display Table C below;  else display message "N/A" or some equivalent message&gt;&gt; </w:t>
+              <w:t xml:space="preserve"> flags: Buried Ducts Compliance Credit = true , then display message directing use of RA3.1.4.1.5 and display Table C below;  else display message "N/A" or some equivalent message&gt;&gt; </w:t>
             </w:r>
           </w:p>
         </w:tc>
@@ -9289,25 +9253,7 @@
                 <w:sz w:val="18"/>
                 <w:szCs w:val="18"/>
               </w:rPr>
-              <w:t xml:space="preserve">flags: Deeply Buried Ducts Compliance Credit = </w:t>
-            </w:r>
-            <w:proofErr w:type="gramStart"/>
-            <w:r>
-              <w:rPr>
-                <w:rFonts w:asciiTheme="minorHAnsi" w:hAnsiTheme="minorHAnsi"/>
-                <w:sz w:val="18"/>
-                <w:szCs w:val="18"/>
-              </w:rPr>
-              <w:t>true ,</w:t>
-            </w:r>
-            <w:proofErr w:type="gramEnd"/>
-            <w:r>
-              <w:rPr>
-                <w:rFonts w:asciiTheme="minorHAnsi" w:hAnsiTheme="minorHAnsi"/>
-                <w:sz w:val="18"/>
-                <w:szCs w:val="18"/>
-              </w:rPr>
-              <w:t xml:space="preserve"> then display message directing use of RA3.1.4.1.6 and display Table D below;  else display message "N/A" or some equivalent message&gt;&gt;</w:t>
+              <w:t>flags: Deeply Buried Ducts Compliance Credit = true , then display message directing use of RA3.1.4.1.6 and display Table D below;  else display message "N/A" or some equivalent message&gt;&gt;</w:t>
             </w:r>
           </w:p>
         </w:tc>
@@ -10637,25 +10583,7 @@
                 <w:sz w:val="18"/>
                 <w:szCs w:val="18"/>
               </w:rPr>
-              <w:t>nominal diameter, R-value, and length of each segment, ceiling insulation depth, type (</w:t>
-            </w:r>
-            <w:proofErr w:type="gramStart"/>
-            <w:r>
-              <w:rPr>
-                <w:rFonts w:asciiTheme="minorHAnsi" w:hAnsiTheme="minorHAnsi"/>
-                <w:sz w:val="18"/>
-                <w:szCs w:val="18"/>
-              </w:rPr>
-              <w:t>i.e.</w:t>
-            </w:r>
-            <w:proofErr w:type="gramEnd"/>
-            <w:r>
-              <w:rPr>
-                <w:rFonts w:asciiTheme="minorHAnsi" w:hAnsiTheme="minorHAnsi"/>
-                <w:sz w:val="18"/>
-                <w:szCs w:val="18"/>
-              </w:rPr>
-              <w:t xml:space="preserve"> fiberglass or cellulose), and R-value, and supply and return register locations.</w:t>
+              <w:t>nominal diameter, R-value, and length of each segment, ceiling insulation depth, type (i.e. fiberglass or cellulose), and R-value, and supply and return register locations.</w:t>
             </w:r>
           </w:p>
         </w:tc>
@@ -10933,25 +10861,7 @@
                 <w:sz w:val="18"/>
                 <w:szCs w:val="18"/>
               </w:rPr>
-              <w:t>(</w:t>
-            </w:r>
-            <w:proofErr w:type="gramStart"/>
-            <w:r>
-              <w:rPr>
-                <w:rFonts w:asciiTheme="minorHAnsi" w:hAnsiTheme="minorHAnsi"/>
-                <w:sz w:val="18"/>
-                <w:szCs w:val="18"/>
-              </w:rPr>
-              <w:t>i.e.</w:t>
-            </w:r>
-            <w:proofErr w:type="gramEnd"/>
-            <w:r>
-              <w:rPr>
-                <w:rFonts w:asciiTheme="minorHAnsi" w:hAnsiTheme="minorHAnsi"/>
-                <w:sz w:val="18"/>
-                <w:szCs w:val="18"/>
-              </w:rPr>
-              <w:t xml:space="preserve"> </w:t>
+              <w:t xml:space="preserve">(i.e. </w:t>
             </w:r>
             <w:r>
               <w:rPr>
@@ -12343,25 +12253,7 @@
                 <w:sz w:val="18"/>
                 <w:szCs w:val="18"/>
               </w:rPr>
-              <w:t xml:space="preserve">ment systems shall have walls at least 7 inches wider than the duct outer diameter, extend at least 3.5 inches above the </w:t>
-            </w:r>
-            <w:proofErr w:type="spellStart"/>
-            <w:r>
-              <w:rPr>
-                <w:rFonts w:asciiTheme="minorHAnsi" w:hAnsiTheme="minorHAnsi"/>
-                <w:sz w:val="18"/>
-                <w:szCs w:val="18"/>
-              </w:rPr>
-              <w:t>duct</w:t>
-            </w:r>
-            <w:proofErr w:type="spellEnd"/>
-            <w:r>
-              <w:rPr>
-                <w:rFonts w:asciiTheme="minorHAnsi" w:hAnsiTheme="minorHAnsi"/>
-                <w:sz w:val="18"/>
-                <w:szCs w:val="18"/>
-              </w:rPr>
-              <w:t xml:space="preserve"> jacket, be filled completely with blown insulation, and have the duct centered between the containment walls.</w:t>
+              <w:t>ment systems shall have walls at least 7 inches wider than the duct outer diameter, extend at least 3.5 inches above the duct jacket, be filled completely with blown insulation, and have the duct centered between the containment walls.</w:t>
             </w:r>
           </w:p>
         </w:tc>
@@ -14429,7 +14321,7 @@
           <v:path o:extrusionok="f" gradientshapeok="t" o:connecttype="rect"/>
           <o:lock v:ext="edit" aspectratio="t"/>
         </v:shapetype>
-        <v:shape id="WordPictureWatermark27274016" o:spid="_x0000_s2050" type="#_x0000_t75" style="position:absolute;margin-left:0;margin-top:0;width:10in;height:540pt;z-index:-251660800;mso-position-horizontal:center;mso-position-horizontal-relative:margin;mso-position-vertical:center;mso-position-vertical-relative:margin" o:allowincell="f">
+        <v:shape id="WordPictureWatermark27274016" o:spid="_x0000_s1026" type="#_x0000_t75" style="position:absolute;margin-left:0;margin-top:0;width:10in;height:540pt;z-index:-251660800;mso-position-horizontal:center;mso-position-horizontal-relative:margin;mso-position-vertical:center;mso-position-vertical-relative:margin" o:allowincell="f">
           <v:imagedata r:id="rId1" o:title="For information and data collection only" gain="19661f" blacklevel="22938f"/>
           <w10:wrap anchorx="margin" anchory="margin"/>
         </v:shape>
@@ -14696,7 +14588,7 @@
           <v:path o:extrusionok="f" gradientshapeok="t" o:connecttype="rect"/>
           <o:lock v:ext="edit" aspectratio="t"/>
         </v:shapetype>
-        <v:shape id="WordPictureWatermark27274015" o:spid="_x0000_s2049" type="#_x0000_t75" style="position:absolute;margin-left:0;margin-top:0;width:10in;height:540pt;z-index:-251661824;mso-position-horizontal:center;mso-position-horizontal-relative:margin;mso-position-vertical:center;mso-position-vertical-relative:margin" o:allowincell="f">
+        <v:shape id="WordPictureWatermark27274015" o:spid="_x0000_s1025" type="#_x0000_t75" style="position:absolute;margin-left:0;margin-top:0;width:10in;height:540pt;z-index:-251661824;mso-position-horizontal:center;mso-position-horizontal-relative:margin;mso-position-vertical:center;mso-position-vertical-relative:margin" o:allowincell="f">
           <v:imagedata r:id="rId1" o:title="For information and data collection only" gain="19661f" blacklevel="22938f"/>
           <w10:wrap anchorx="margin" anchory="margin"/>
         </v:shape>
@@ -14736,7 +14628,7 @@
           <v:path o:extrusionok="f" gradientshapeok="t" o:connecttype="rect"/>
           <o:lock v:ext="edit" aspectratio="t"/>
         </v:shapetype>
-        <v:shape id="WordPictureWatermark27274019" o:spid="_x0000_s2053" type="#_x0000_t75" style="position:absolute;margin-left:0;margin-top:0;width:10in;height:540pt;z-index:-251658752;mso-position-horizontal:center;mso-position-horizontal-relative:margin;mso-position-vertical:center;mso-position-vertical-relative:margin" o:allowincell="f">
+        <v:shape id="WordPictureWatermark27274019" o:spid="_x0000_s1029" type="#_x0000_t75" style="position:absolute;margin-left:0;margin-top:0;width:10in;height:540pt;z-index:-251658752;mso-position-horizontal:center;mso-position-horizontal-relative:margin;mso-position-vertical:center;mso-position-vertical-relative:margin" o:allowincell="f">
           <v:imagedata r:id="rId1" o:title="For information and data collection only" gain="19661f" blacklevel="22938f"/>
           <w10:wrap anchorx="margin" anchory="margin"/>
         </v:shape>
@@ -14820,7 +14712,7 @@
                 <v:path o:extrusionok="f" gradientshapeok="t" o:connecttype="rect"/>
                 <o:lock v:ext="edit" aspectratio="t"/>
               </v:shapetype>
-              <v:shape id="WordPictureWatermark27274020" o:spid="_x0000_s2054" type="#_x0000_t75" style="position:absolute;margin-left:0;margin-top:0;width:10in;height:540pt;z-index:-251657728;mso-position-horizontal:center;mso-position-horizontal-relative:margin;mso-position-vertical:center;mso-position-vertical-relative:margin" o:allowincell="f">
+              <v:shape id="WordPictureWatermark27274020" o:spid="_x0000_s1030" type="#_x0000_t75" style="position:absolute;margin-left:0;margin-top:0;width:10in;height:540pt;z-index:-251657728;mso-position-horizontal:center;mso-position-horizontal-relative:margin;mso-position-vertical:center;mso-position-vertical-relative:margin" o:allowincell="f">
                 <v:imagedata r:id="rId1" o:title="For information and data collection only" gain="19661f" blacklevel="22938f"/>
                 <w10:wrap anchorx="margin" anchory="margin"/>
               </v:shape>
@@ -15028,7 +14920,7 @@
           <v:path o:extrusionok="f" gradientshapeok="t" o:connecttype="rect"/>
           <o:lock v:ext="edit" aspectratio="t"/>
         </v:shapetype>
-        <v:shape id="WordPictureWatermark27274018" o:spid="_x0000_s2052" type="#_x0000_t75" style="position:absolute;margin-left:0;margin-top:0;width:10in;height:540pt;z-index:-251659776;mso-position-horizontal:center;mso-position-horizontal-relative:margin;mso-position-vertical:center;mso-position-vertical-relative:margin" o:allowincell="f">
+        <v:shape id="WordPictureWatermark27274018" o:spid="_x0000_s1028" type="#_x0000_t75" style="position:absolute;margin-left:0;margin-top:0;width:10in;height:540pt;z-index:-251659776;mso-position-horizontal:center;mso-position-horizontal-relative:margin;mso-position-vertical:center;mso-position-vertical-relative:margin" o:allowincell="f">
           <v:imagedata r:id="rId1" o:title="For information and data collection only" gain="19661f" blacklevel="22938f"/>
           <w10:wrap anchorx="margin" anchory="margin"/>
         </v:shape>
@@ -15068,7 +14960,7 @@
           <v:path o:extrusionok="f" gradientshapeok="t" o:connecttype="rect"/>
           <o:lock v:ext="edit" aspectratio="t"/>
         </v:shapetype>
-        <v:shape id="WordPictureWatermark27274022" o:spid="_x0000_s2056" type="#_x0000_t75" style="position:absolute;margin-left:0;margin-top:0;width:10in;height:540pt;z-index:-251655680;mso-position-horizontal:center;mso-position-horizontal-relative:margin;mso-position-vertical:center;mso-position-vertical-relative:margin" o:allowincell="f">
+        <v:shape id="WordPictureWatermark27274022" o:spid="_x0000_s1032" type="#_x0000_t75" style="position:absolute;margin-left:0;margin-top:0;width:10in;height:540pt;z-index:-251655680;mso-position-horizontal:center;mso-position-horizontal-relative:margin;mso-position-vertical:center;mso-position-vertical-relative:margin" o:allowincell="f">
           <v:imagedata r:id="rId1" o:title="For information and data collection only" gain="19661f" blacklevel="22938f"/>
           <w10:wrap anchorx="margin" anchory="margin"/>
         </v:shape>
@@ -15152,7 +15044,7 @@
                 <v:path o:extrusionok="f" gradientshapeok="t" o:connecttype="rect"/>
                 <o:lock v:ext="edit" aspectratio="t"/>
               </v:shapetype>
-              <v:shape id="WordPictureWatermark27274023" o:spid="_x0000_s2057" type="#_x0000_t75" style="position:absolute;margin-left:0;margin-top:0;width:10in;height:540pt;z-index:-251654656;mso-position-horizontal:center;mso-position-horizontal-relative:margin;mso-position-vertical:center;mso-position-vertical-relative:margin" o:allowincell="f">
+              <v:shape id="WordPictureWatermark27274023" o:spid="_x0000_s1033" type="#_x0000_t75" style="position:absolute;margin-left:0;margin-top:0;width:10in;height:540pt;z-index:-251654656;mso-position-horizontal:center;mso-position-horizontal-relative:margin;mso-position-vertical:center;mso-position-vertical-relative:margin" o:allowincell="f">
                 <v:imagedata r:id="rId1" o:title="For information and data collection only" gain="19661f" blacklevel="22938f"/>
                 <w10:wrap anchorx="margin" anchory="margin"/>
               </v:shape>
@@ -15368,7 +15260,7 @@
           <v:path o:extrusionok="f" gradientshapeok="t" o:connecttype="rect"/>
           <o:lock v:ext="edit" aspectratio="t"/>
         </v:shapetype>
-        <v:shape id="WordPictureWatermark27274021" o:spid="_x0000_s2055" type="#_x0000_t75" style="position:absolute;margin-left:0;margin-top:0;width:10in;height:540pt;z-index:-251656704;mso-position-horizontal:center;mso-position-horizontal-relative:margin;mso-position-vertical:center;mso-position-vertical-relative:margin" o:allowincell="f">
+        <v:shape id="WordPictureWatermark27274021" o:spid="_x0000_s1031" type="#_x0000_t75" style="position:absolute;margin-left:0;margin-top:0;width:10in;height:540pt;z-index:-251656704;mso-position-horizontal:center;mso-position-horizontal-relative:margin;mso-position-vertical:center;mso-position-vertical-relative:margin" o:allowincell="f">
           <v:imagedata r:id="rId1" o:title="For information and data collection only" gain="19661f" blacklevel="22938f"/>
           <w10:wrap anchorx="margin" anchory="margin"/>
         </v:shape>
@@ -18688,6 +18580,33 @@
 </file>
 
 <file path=customXml/item2.xml><?xml version="1.0" encoding="utf-8"?>
+<p:properties xmlns:p="http://schemas.microsoft.com/office/2006/metadata/properties" xmlns:xsi="http://www.w3.org/2001/XMLSchema-instance" xmlns:pc="http://schemas.microsoft.com/office/infopath/2007/PartnerControls">
+  <documentManagement>
+    <b26d xmlns="785685f2-c2e1-4352-89aa-3faca8eaba52" xsi:nil="true"/>
+    <DateCCOReviewed xmlns="785685f2-c2e1-4352-89aa-3faca8eaba52" xsi:nil="true"/>
+    <oawc xmlns="785685f2-c2e1-4352-89aa-3faca8eaba52" xsi:nil="true"/>
+    <sipv xmlns="785685f2-c2e1-4352-89aa-3faca8eaba52" xsi:nil="true"/>
+    <_x0074_mv6 xmlns="785685f2-c2e1-4352-89aa-3faca8eaba52">
+      <UserInfo>
+        <DisplayName/>
+        <AccountId xsi:nil="true"/>
+        <AccountType/>
+      </UserInfo>
+    </_x0074_mv6>
+    <CCOReviewr xmlns="785685f2-c2e1-4352-89aa-3faca8eaba52" xsi:nil="true"/>
+    <TaxCatchAll xmlns="5067c814-4b34-462c-a21d-c185ff6548d2" xsi:nil="true"/>
+    <lcf76f155ced4ddcb4097134ff3c332f xmlns="785685f2-c2e1-4352-89aa-3faca8eaba52">
+      <Terms xmlns="http://schemas.microsoft.com/office/infopath/2007/PartnerControls"/>
+    </lcf76f155ced4ddcb4097134ff3c332f>
+  </documentManagement>
+</p:properties>
+</file>
+
+<file path=customXml/item3.xml><?xml version="1.0" encoding="utf-8"?>
+<b:Sources xmlns:b="http://schemas.openxmlformats.org/officeDocument/2006/bibliography" xmlns="http://schemas.openxmlformats.org/officeDocument/2006/bibliography" SelectedStyle="\APA.XSL" StyleName="APA"/>
+</file>
+
+<file path=customXml/item4.xml><?xml version="1.0" encoding="utf-8"?>
 <ct:contentTypeSchema xmlns:ct="http://schemas.microsoft.com/office/2006/metadata/contentType" xmlns:ma="http://schemas.microsoft.com/office/2006/metadata/properties/metaAttributes" ct:_="" ma:_="" ma:contentTypeName="Document" ma:contentTypeID="0x01010061DC9A153AAEEE45BACE06E01F8272AC" ma:contentTypeVersion="20" ma:contentTypeDescription="Create a new document." ma:contentTypeScope="" ma:versionID="9666f44ab16ed15b00f463a1ceb948f7">
   <xsd:schema xmlns:xsd="http://www.w3.org/2001/XMLSchema" xmlns:xs="http://www.w3.org/2001/XMLSchema" xmlns:p="http://schemas.microsoft.com/office/2006/metadata/properties" xmlns:ns2="785685f2-c2e1-4352-89aa-3faca8eaba52" xmlns:ns3="5067c814-4b34-462c-a21d-c185ff6548d2" targetNamespace="http://schemas.microsoft.com/office/2006/metadata/properties" ma:root="true" ma:fieldsID="3613115c6c127afe4a56fd1236c892c2" ns2:_="" ns3:_="">
     <xsd:import namespace="785685f2-c2e1-4352-89aa-3faca8eaba52"/>
@@ -18970,33 +18889,6 @@
 </ct:contentTypeSchema>
 </file>
 
-<file path=customXml/item3.xml><?xml version="1.0" encoding="utf-8"?>
-<b:Sources xmlns:b="http://schemas.openxmlformats.org/officeDocument/2006/bibliography" xmlns="http://schemas.openxmlformats.org/officeDocument/2006/bibliography" SelectedStyle="\APA.XSL" StyleName="APA"/>
-</file>
-
-<file path=customXml/item4.xml><?xml version="1.0" encoding="utf-8"?>
-<p:properties xmlns:p="http://schemas.microsoft.com/office/2006/metadata/properties" xmlns:xsi="http://www.w3.org/2001/XMLSchema-instance" xmlns:pc="http://schemas.microsoft.com/office/infopath/2007/PartnerControls">
-  <documentManagement>
-    <b26d xmlns="785685f2-c2e1-4352-89aa-3faca8eaba52" xsi:nil="true"/>
-    <DateCCOReviewed xmlns="785685f2-c2e1-4352-89aa-3faca8eaba52" xsi:nil="true"/>
-    <oawc xmlns="785685f2-c2e1-4352-89aa-3faca8eaba52" xsi:nil="true"/>
-    <sipv xmlns="785685f2-c2e1-4352-89aa-3faca8eaba52" xsi:nil="true"/>
-    <_x0074_mv6 xmlns="785685f2-c2e1-4352-89aa-3faca8eaba52">
-      <UserInfo>
-        <DisplayName/>
-        <AccountId xsi:nil="true"/>
-        <AccountType/>
-      </UserInfo>
-    </_x0074_mv6>
-    <CCOReviewr xmlns="785685f2-c2e1-4352-89aa-3faca8eaba52" xsi:nil="true"/>
-    <TaxCatchAll xmlns="5067c814-4b34-462c-a21d-c185ff6548d2" xsi:nil="true"/>
-    <lcf76f155ced4ddcb4097134ff3c332f xmlns="785685f2-c2e1-4352-89aa-3faca8eaba52">
-      <Terms xmlns="http://schemas.microsoft.com/office/infopath/2007/PartnerControls"/>
-    </lcf76f155ced4ddcb4097134ff3c332f>
-  </documentManagement>
-</p:properties>
-</file>
-
 <file path=customXml/itemProps1.xml><?xml version="1.0" encoding="utf-8"?>
 <ds:datastoreItem xmlns:ds="http://schemas.openxmlformats.org/officeDocument/2006/customXml" ds:itemID="{FADD966E-1F0D-49F4-AC35-103B4502596F}">
   <ds:schemaRefs>
@@ -19006,7 +18898,14 @@
 </file>
 
 <file path=customXml/itemProps2.xml><?xml version="1.0" encoding="utf-8"?>
-<ds:datastoreItem xmlns:ds="http://schemas.openxmlformats.org/officeDocument/2006/customXml" ds:itemID="{5EF51DCD-7433-4AAB-A325-59A9B9C472C1}"/>
+<ds:datastoreItem xmlns:ds="http://schemas.openxmlformats.org/officeDocument/2006/customXml" ds:itemID="{EF7B0643-5377-4A2A-AD2A-0E6FE5FEC51E}">
+  <ds:schemaRefs>
+    <ds:schemaRef ds:uri="http://schemas.microsoft.com/office/2006/metadata/properties"/>
+    <ds:schemaRef ds:uri="http://schemas.microsoft.com/office/infopath/2007/PartnerControls"/>
+    <ds:schemaRef ds:uri="785685f2-c2e1-4352-89aa-3faca8eaba52"/>
+    <ds:schemaRef ds:uri="5067c814-4b34-462c-a21d-c185ff6548d2"/>
+  </ds:schemaRefs>
+</ds:datastoreItem>
 </file>
 
 <file path=customXml/itemProps3.xml><?xml version="1.0" encoding="utf-8"?>
@@ -19018,18 +18917,20 @@
 </file>
 
 <file path=customXml/itemProps4.xml><?xml version="1.0" encoding="utf-8"?>
-<ds:datastoreItem xmlns:ds="http://schemas.openxmlformats.org/officeDocument/2006/customXml" ds:itemID="{EF7B0643-5377-4A2A-AD2A-0E6FE5FEC51E}">
+<ds:datastoreItem xmlns:ds="http://schemas.openxmlformats.org/officeDocument/2006/customXml" ds:itemID="{5EF51DCD-7433-4AAB-A325-59A9B9C472C1}">
   <ds:schemaRefs>
+    <ds:schemaRef ds:uri="http://schemas.microsoft.com/office/2006/metadata/contentType"/>
+    <ds:schemaRef ds:uri="http://schemas.microsoft.com/office/2006/metadata/properties/metaAttributes"/>
+    <ds:schemaRef ds:uri="http://www.w3.org/2001/XMLSchema"/>
     <ds:schemaRef ds:uri="http://schemas.microsoft.com/office/2006/metadata/properties"/>
+    <ds:schemaRef ds:uri="785685f2-c2e1-4352-89aa-3faca8eaba52"/>
     <ds:schemaRef ds:uri="5067c814-4b34-462c-a21d-c185ff6548d2"/>
+    <ds:schemaRef ds:uri="http://schemas.microsoft.com/office/2006/documentManagement/types"/>
     <ds:schemaRef ds:uri="http://schemas.microsoft.com/office/infopath/2007/PartnerControls"/>
     <ds:schemaRef ds:uri="http://schemas.openxmlformats.org/package/2006/metadata/core-properties"/>
-    <ds:schemaRef ds:uri="785685f2-c2e1-4352-89aa-3faca8eaba52"/>
-    <ds:schemaRef ds:uri="http://schemas.microsoft.com/office/2006/documentManagement/types"/>
     <ds:schemaRef ds:uri="http://purl.org/dc/elements/1.1/"/>
-    <ds:schemaRef ds:uri="http://www.w3.org/XML/1998/namespace"/>
-    <ds:schemaRef ds:uri="http://purl.org/dc/dcmitype/"/>
     <ds:schemaRef ds:uri="http://purl.org/dc/terms/"/>
+    <ds:schemaRef ds:uri="http://schemas.microsoft.com/internal/obd"/>
   </ds:schemaRefs>
 </ds:datastoreItem>
 </file>